--- a/public/templates/modello_nomina_preposto.docx
+++ b/public/templates/modello_nomina_preposto.docx
@@ -1061,6 +1061,19 @@
               <w:right w:type="dxa" w:w="110"/>
             </w:tcMar>
           </w:tcPr>
+          <w:p>
+            <w:pPr>
+              <w:spacing w:after="0"/>
+            </w:pPr>
+            <w:r>
+              <w:rPr>
+                <w:rFonts w:ascii="Times New Roman" w:hAnsi="Times New Roman" w:cs="Times New Roman"/>
+                <w:sz w:val="22"/>
+                <w:szCs w:val="22"/>
+              </w:rPr>
+              <w:t>[FIRMA DATORE DI LAVORO]</w:t>
+            </w:r>
+          </w:p>
           <w:p>
             <w:pPr>
               <w:spacing w:after="0"/>
